--- a/Project Documentation/1. Brainstorming & Ideation/Brainstorming & Idea Prioritization.docx
+++ b/Project Documentation/1. Brainstorming & Ideation/Brainstorming & Idea Prioritization.docx
@@ -165,9 +165,6 @@
             <w:vAlign w:val="center"/>
           </w:tcPr>
           <w:p>
-            <w:pPr>
-              <w:spacing w:after="0"/>
-            </w:pPr>
             <w:r>
               <w:rPr>
                 <w:rFonts w:ascii="Times New Roman" w:eastAsia="Times New Roman" w:hAnsi="Times New Roman" w:cs="Times New Roman"/>
@@ -191,7 +188,6 @@
           </w:tcPr>
           <w:p>
             <w:pPr>
-              <w:spacing w:after="0"/>
               <w:ind w:left="5"/>
             </w:pPr>
             <w:r>
@@ -220,9 +216,6 @@
             <w:vAlign w:val="center"/>
           </w:tcPr>
           <w:p>
-            <w:pPr>
-              <w:spacing w:after="0"/>
-            </w:pPr>
             <w:r>
               <w:rPr>
                 <w:rFonts w:ascii="Times New Roman" w:eastAsia="Times New Roman" w:hAnsi="Times New Roman" w:cs="Times New Roman"/>
@@ -246,11 +239,10 @@
           </w:tcPr>
           <w:p>
             <w:pPr>
-              <w:spacing w:after="0"/>
               <w:ind w:left="5"/>
             </w:pPr>
             <w:r>
-              <w:t>SWTID-2026-8204</w:t>
+              <w:t>SWTID-2026-7169</w:t>
             </w:r>
           </w:p>
         </w:tc>
@@ -270,9 +262,6 @@
             </w:tcBorders>
           </w:tcPr>
           <w:p>
-            <w:pPr>
-              <w:spacing w:after="0"/>
-            </w:pPr>
             <w:r>
               <w:rPr>
                 <w:rFonts w:ascii="Times New Roman" w:eastAsia="Times New Roman" w:hAnsi="Times New Roman" w:cs="Times New Roman"/>
@@ -296,7 +285,6 @@
           </w:tcPr>
           <w:p>
             <w:pPr>
-              <w:spacing w:after="0"/>
               <w:ind w:left="5"/>
             </w:pPr>
             <w:proofErr w:type="spellStart"/>
@@ -334,9 +322,6 @@
             <w:vAlign w:val="center"/>
           </w:tcPr>
           <w:p>
-            <w:pPr>
-              <w:spacing w:after="0"/>
-            </w:pPr>
             <w:r>
               <w:rPr>
                 <w:rFonts w:ascii="Times New Roman" w:eastAsia="Times New Roman" w:hAnsi="Times New Roman" w:cs="Times New Roman"/>
@@ -360,7 +345,6 @@
           </w:tcPr>
           <w:p>
             <w:pPr>
-              <w:spacing w:after="0"/>
               <w:ind w:left="5"/>
             </w:pPr>
             <w:r>
@@ -434,9 +418,6 @@
         <w:tblInd w:w="0" w:type="dxa"/>
         <w:tblCellMar>
           <w:top w:w="7" w:type="dxa"/>
-          <w:left w:w="0" w:type="dxa"/>
-          <w:bottom w:w="0" w:type="dxa"/>
-          <w:right w:w="0" w:type="dxa"/>
         </w:tblCellMar>
         <w:tblLook w:val="04A0" w:firstRow="1" w:lastRow="0" w:firstColumn="1" w:lastColumn="0" w:noHBand="0" w:noVBand="1"/>
       </w:tblPr>
@@ -466,7 +447,6 @@
           </w:tcPr>
           <w:p>
             <w:pPr>
-              <w:spacing w:after="0"/>
               <w:ind w:left="118"/>
             </w:pPr>
             <w:r>
@@ -491,7 +471,6 @@
           </w:tcPr>
           <w:p>
             <w:pPr>
-              <w:spacing w:after="0"/>
               <w:ind w:left="134"/>
             </w:pPr>
             <w:r>
@@ -531,7 +510,6 @@
           </w:p>
           <w:p>
             <w:pPr>
-              <w:spacing w:after="0"/>
               <w:ind w:left="132" w:right="4"/>
             </w:pPr>
             <w:r>
@@ -571,7 +549,6 @@
           </w:p>
           <w:p>
             <w:pPr>
-              <w:spacing w:after="0"/>
               <w:ind w:left="132" w:right="4"/>
             </w:pPr>
             <w:r>
@@ -596,7 +573,6 @@
           </w:tcPr>
           <w:p>
             <w:pPr>
-              <w:spacing w:after="0"/>
               <w:ind w:left="132"/>
             </w:pPr>
             <w:r>
@@ -636,7 +612,6 @@
           </w:p>
           <w:p>
             <w:pPr>
-              <w:spacing w:after="0"/>
               <w:ind w:left="118"/>
             </w:pPr>
             <w:r>
@@ -667,7 +642,6 @@
           </w:tcPr>
           <w:p>
             <w:pPr>
-              <w:spacing w:after="0"/>
               <w:ind w:left="118"/>
             </w:pPr>
             <w:r>
@@ -692,7 +666,6 @@
           </w:tcPr>
           <w:p>
             <w:pPr>
-              <w:spacing w:after="0"/>
               <w:ind w:right="3"/>
               <w:jc w:val="center"/>
             </w:pPr>
@@ -706,7 +679,6 @@
           </w:p>
           <w:p>
             <w:pPr>
-              <w:spacing w:after="0"/>
               <w:ind w:left="163"/>
             </w:pPr>
             <w:r>
@@ -719,7 +691,6 @@
           </w:p>
           <w:p>
             <w:pPr>
-              <w:spacing w:after="0"/>
               <w:ind w:right="1"/>
               <w:jc w:val="center"/>
             </w:pPr>
@@ -745,7 +716,6 @@
           </w:tcPr>
           <w:p>
             <w:pPr>
-              <w:spacing w:after="0"/>
               <w:ind w:left="5"/>
               <w:jc w:val="center"/>
             </w:pPr>
@@ -771,7 +741,6 @@
           </w:tcPr>
           <w:p>
             <w:pPr>
-              <w:spacing w:after="0"/>
               <w:ind w:left="5"/>
               <w:jc w:val="center"/>
             </w:pPr>
@@ -797,7 +766,6 @@
           </w:tcPr>
           <w:p>
             <w:pPr>
-              <w:spacing w:after="0"/>
               <w:ind w:left="3"/>
               <w:jc w:val="center"/>
             </w:pPr>
@@ -948,7 +916,6 @@
           </w:tcPr>
           <w:p>
             <w:pPr>
-              <w:spacing w:after="0"/>
               <w:ind w:right="-1"/>
               <w:jc w:val="both"/>
             </w:pPr>
@@ -974,9 +941,6 @@
             </w:tcBorders>
           </w:tcPr>
           <w:p>
-            <w:pPr>
-              <w:spacing w:after="0"/>
-            </w:pPr>
             <w:r>
               <w:rPr>
                 <w:rFonts w:ascii="Times New Roman" w:eastAsia="Times New Roman" w:hAnsi="Times New Roman" w:cs="Times New Roman"/>
@@ -1112,7 +1076,6 @@
           </w:tcPr>
           <w:p>
             <w:pPr>
-              <w:spacing w:after="0"/>
               <w:ind w:left="118"/>
             </w:pPr>
             <w:r>
@@ -1137,7 +1100,6 @@
           </w:tcPr>
           <w:p>
             <w:pPr>
-              <w:spacing w:after="0"/>
               <w:jc w:val="center"/>
             </w:pPr>
             <w:r>
@@ -1161,7 +1123,6 @@
           </w:tcPr>
           <w:p>
             <w:pPr>
-              <w:spacing w:after="0"/>
               <w:ind w:left="5"/>
               <w:jc w:val="center"/>
             </w:pPr>
@@ -1186,7 +1147,6 @@
           </w:tcPr>
           <w:p>
             <w:pPr>
-              <w:spacing w:after="0"/>
               <w:ind w:left="5"/>
               <w:jc w:val="center"/>
             </w:pPr>
@@ -1211,7 +1171,6 @@
           </w:tcPr>
           <w:p>
             <w:pPr>
-              <w:spacing w:after="0"/>
               <w:ind w:left="3"/>
               <w:jc w:val="center"/>
             </w:pPr>
@@ -1245,7 +1204,6 @@
           </w:tcPr>
           <w:p>
             <w:pPr>
-              <w:spacing w:after="0"/>
               <w:jc w:val="center"/>
             </w:pPr>
             <w:r>
@@ -1278,9 +1236,6 @@
         <w:tblInd w:w="0" w:type="dxa"/>
         <w:tblCellMar>
           <w:top w:w="63" w:type="dxa"/>
-          <w:left w:w="0" w:type="dxa"/>
-          <w:bottom w:w="0" w:type="dxa"/>
-          <w:right w:w="0" w:type="dxa"/>
         </w:tblCellMar>
         <w:tblLook w:val="04A0" w:firstRow="1" w:lastRow="0" w:firstColumn="1" w:lastColumn="0" w:noHBand="0" w:noVBand="1"/>
       </w:tblPr>
@@ -1307,7 +1262,6 @@
           </w:tcPr>
           <w:p>
             <w:pPr>
-              <w:spacing w:after="0"/>
               <w:ind w:left="118"/>
             </w:pPr>
             <w:proofErr w:type="spellStart"/>
@@ -1344,7 +1298,6 @@
           </w:tcPr>
           <w:p>
             <w:pPr>
-              <w:spacing w:after="0"/>
               <w:ind w:left="130"/>
             </w:pPr>
             <w:r>
@@ -1369,7 +1322,6 @@
           </w:tcPr>
           <w:p>
             <w:pPr>
-              <w:spacing w:after="0"/>
               <w:ind w:left="134"/>
             </w:pPr>
             <w:r>
@@ -1394,7 +1346,6 @@
           </w:tcPr>
           <w:p>
             <w:pPr>
-              <w:spacing w:after="0"/>
               <w:ind w:left="132"/>
             </w:pPr>
             <w:r>
@@ -1420,7 +1371,6 @@
           </w:tcPr>
           <w:p>
             <w:pPr>
-              <w:spacing w:after="0"/>
               <w:ind w:left="122" w:right="17"/>
             </w:pPr>
             <w:r>
@@ -1450,7 +1400,6 @@
           </w:tcPr>
           <w:p>
             <w:pPr>
-              <w:spacing w:after="0"/>
               <w:ind w:left="118"/>
             </w:pPr>
             <w:r>
@@ -1474,7 +1423,6 @@
           </w:tcPr>
           <w:p>
             <w:pPr>
-              <w:spacing w:after="0"/>
               <w:ind w:left="58"/>
               <w:jc w:val="center"/>
             </w:pPr>
@@ -1482,16 +1430,8 @@
               <w:rPr>
                 <w:rFonts w:ascii="Times New Roman" w:eastAsia="Times New Roman" w:hAnsi="Times New Roman" w:cs="Times New Roman"/>
               </w:rPr>
-              <w:t xml:space="preserve">Sivani </w:t>
-            </w:r>
-            <w:proofErr w:type="spellStart"/>
-            <w:r>
-              <w:rPr>
-                <w:rFonts w:ascii="Times New Roman" w:eastAsia="Times New Roman" w:hAnsi="Times New Roman" w:cs="Times New Roman"/>
-              </w:rPr>
-              <w:t>Mendu</w:t>
-            </w:r>
-            <w:proofErr w:type="spellEnd"/>
+              <w:t>Nazneen Firdous Begum</w:t>
+            </w:r>
           </w:p>
         </w:tc>
         <w:tc>
@@ -1506,7 +1446,6 @@
           </w:tcPr>
           <w:p>
             <w:pPr>
-              <w:spacing w:after="0"/>
               <w:ind w:left="53"/>
               <w:jc w:val="both"/>
             </w:pPr>
@@ -1520,7 +1459,6 @@
           </w:p>
           <w:p>
             <w:pPr>
-              <w:spacing w:after="0"/>
               <w:ind w:right="1"/>
               <w:jc w:val="center"/>
             </w:pPr>
@@ -1534,7 +1472,6 @@
           </w:p>
           <w:p>
             <w:pPr>
-              <w:spacing w:after="0"/>
               <w:ind w:left="175"/>
             </w:pPr>
             <w:r>
@@ -1558,7 +1495,6 @@
           </w:tcPr>
           <w:p>
             <w:pPr>
-              <w:spacing w:after="0"/>
               <w:ind w:left="27"/>
               <w:jc w:val="center"/>
             </w:pPr>
@@ -1583,7 +1519,6 @@
           </w:tcPr>
           <w:p>
             <w:pPr>
-              <w:spacing w:after="0"/>
               <w:jc w:val="center"/>
             </w:pPr>
             <w:r>
@@ -1612,7 +1547,6 @@
           </w:tcPr>
           <w:p>
             <w:pPr>
-              <w:spacing w:after="0"/>
               <w:ind w:left="118"/>
             </w:pPr>
             <w:r>
@@ -1636,7 +1570,6 @@
           </w:tcPr>
           <w:p>
             <w:pPr>
-              <w:spacing w:after="0"/>
               <w:ind w:right="1"/>
               <w:jc w:val="center"/>
             </w:pPr>
@@ -1646,7 +1579,7 @@
                 <w:rFonts w:ascii="Times New Roman" w:eastAsia="Times New Roman" w:hAnsi="Times New Roman" w:cs="Times New Roman"/>
                 <w:sz w:val="24"/>
               </w:rPr>
-              <w:t>Eede</w:t>
+              <w:t>Budati</w:t>
             </w:r>
             <w:proofErr w:type="spellEnd"/>
             <w:r>
@@ -1654,7 +1587,7 @@
                 <w:rFonts w:ascii="Times New Roman" w:eastAsia="Times New Roman" w:hAnsi="Times New Roman" w:cs="Times New Roman"/>
                 <w:sz w:val="24"/>
               </w:rPr>
-              <w:t xml:space="preserve"> Nikhila</w:t>
+              <w:t xml:space="preserve"> Raghavendra Kumar</w:t>
             </w:r>
           </w:p>
         </w:tc>
@@ -1670,7 +1603,6 @@
           </w:tcPr>
           <w:p>
             <w:pPr>
-              <w:spacing w:after="0"/>
               <w:ind w:right="2"/>
               <w:jc w:val="center"/>
             </w:pPr>
@@ -1684,7 +1616,6 @@
           </w:p>
           <w:p>
             <w:pPr>
-              <w:spacing w:after="0"/>
               <w:ind w:right="3"/>
               <w:jc w:val="center"/>
             </w:pPr>
@@ -1698,7 +1629,6 @@
           </w:p>
           <w:p>
             <w:pPr>
-              <w:spacing w:after="0"/>
               <w:ind w:left="82"/>
               <w:jc w:val="both"/>
             </w:pPr>
@@ -1723,7 +1653,6 @@
           </w:tcPr>
           <w:p>
             <w:pPr>
-              <w:spacing w:after="0"/>
               <w:jc w:val="center"/>
             </w:pPr>
             <w:r>
@@ -1747,7 +1676,6 @@
           </w:tcPr>
           <w:p>
             <w:pPr>
-              <w:spacing w:after="0"/>
               <w:jc w:val="center"/>
             </w:pPr>
             <w:r>
@@ -1777,7 +1705,6 @@
           </w:tcPr>
           <w:p>
             <w:pPr>
-              <w:spacing w:after="0"/>
               <w:ind w:left="118"/>
             </w:pPr>
             <w:r>
@@ -1801,15 +1728,23 @@
           </w:tcPr>
           <w:p>
             <w:pPr>
-              <w:spacing w:after="0"/>
-              <w:jc w:val="center"/>
-            </w:pPr>
-            <w:r>
-              <w:rPr>
-                <w:rFonts w:ascii="Times New Roman" w:eastAsia="Times New Roman" w:hAnsi="Times New Roman" w:cs="Times New Roman"/>
-                <w:sz w:val="24"/>
-              </w:rPr>
-              <w:t>Yarram Kusuma Reddy</w:t>
+              <w:jc w:val="center"/>
+            </w:pPr>
+            <w:proofErr w:type="spellStart"/>
+            <w:r>
+              <w:rPr>
+                <w:rFonts w:ascii="Times New Roman" w:eastAsia="Times New Roman" w:hAnsi="Times New Roman" w:cs="Times New Roman"/>
+                <w:sz w:val="24"/>
+              </w:rPr>
+              <w:t>Adusumalli</w:t>
+            </w:r>
+            <w:proofErr w:type="spellEnd"/>
+            <w:r>
+              <w:rPr>
+                <w:rFonts w:ascii="Times New Roman" w:eastAsia="Times New Roman" w:hAnsi="Times New Roman" w:cs="Times New Roman"/>
+                <w:sz w:val="24"/>
+              </w:rPr>
+              <w:t xml:space="preserve"> Gowtham</w:t>
             </w:r>
           </w:p>
         </w:tc>
@@ -1825,7 +1760,6 @@
           </w:tcPr>
           <w:p>
             <w:pPr>
-              <w:spacing w:after="0"/>
               <w:jc w:val="center"/>
             </w:pPr>
             <w:r>
@@ -1852,7 +1786,6 @@
               <w:tabs>
                 <w:tab w:val="center" w:pos="1030"/>
               </w:tabs>
-              <w:spacing w:after="0"/>
               <w:ind w:left="-24"/>
             </w:pPr>
             <w:r>
@@ -1884,7 +1817,6 @@
           </w:tcPr>
           <w:p>
             <w:pPr>
-              <w:spacing w:after="0"/>
               <w:jc w:val="center"/>
             </w:pPr>
             <w:r>
@@ -1913,7 +1845,6 @@
           </w:tcPr>
           <w:p>
             <w:pPr>
-              <w:spacing w:after="0"/>
               <w:ind w:left="118"/>
             </w:pPr>
             <w:r>
@@ -1937,17 +1868,25 @@
           </w:tcPr>
           <w:p>
             <w:pPr>
-              <w:spacing w:after="0"/>
-              <w:jc w:val="center"/>
-            </w:pPr>
-            <w:r>
-              <w:t xml:space="preserve">Rahul </w:t>
-            </w:r>
+              <w:jc w:val="center"/>
+              <w:rPr>
+                <w:rFonts w:ascii="Times New Roman" w:hAnsi="Times New Roman" w:cs="Times New Roman"/>
+              </w:rPr>
+            </w:pPr>
             <w:proofErr w:type="spellStart"/>
             <w:r>
-              <w:t>Khandapu</w:t>
+              <w:rPr>
+                <w:rFonts w:ascii="Times New Roman" w:hAnsi="Times New Roman" w:cs="Times New Roman"/>
+              </w:rPr>
+              <w:t>Kachalla</w:t>
             </w:r>
             <w:proofErr w:type="spellEnd"/>
+            <w:r>
+              <w:rPr>
+                <w:rFonts w:ascii="Times New Roman" w:hAnsi="Times New Roman" w:cs="Times New Roman"/>
+              </w:rPr>
+              <w:t xml:space="preserve"> Ajay Naidu</w:t>
+            </w:r>
           </w:p>
         </w:tc>
         <w:tc>
@@ -1962,7 +1901,6 @@
           </w:tcPr>
           <w:p>
             <w:pPr>
-              <w:spacing w:after="0"/>
               <w:ind w:left="10"/>
               <w:jc w:val="both"/>
             </w:pPr>
@@ -1976,7 +1914,6 @@
           </w:p>
           <w:p>
             <w:pPr>
-              <w:spacing w:after="0"/>
               <w:jc w:val="center"/>
             </w:pPr>
             <w:r>
@@ -2003,7 +1940,6 @@
               <w:tabs>
                 <w:tab w:val="center" w:pos="1032"/>
               </w:tabs>
-              <w:spacing w:after="0"/>
               <w:ind w:left="-13"/>
             </w:pPr>
             <w:r>
@@ -2024,7 +1960,6 @@
           </w:p>
           <w:p>
             <w:pPr>
-              <w:spacing w:after="0"/>
               <w:jc w:val="center"/>
             </w:pPr>
             <w:r>
@@ -2048,7 +1983,6 @@
           </w:tcPr>
           <w:p>
             <w:pPr>
-              <w:spacing w:after="0"/>
               <w:jc w:val="center"/>
             </w:pPr>
             <w:r>
@@ -2077,7 +2011,6 @@
           </w:tcPr>
           <w:p>
             <w:pPr>
-              <w:spacing w:after="0"/>
               <w:ind w:left="118"/>
             </w:pPr>
             <w:r>
@@ -2101,7 +2034,6 @@
           </w:tcPr>
           <w:p>
             <w:pPr>
-              <w:spacing w:after="0"/>
               <w:ind w:left="48"/>
               <w:jc w:val="both"/>
             </w:pPr>
@@ -2126,7 +2058,6 @@
           </w:tcPr>
           <w:p>
             <w:pPr>
-              <w:spacing w:after="0"/>
               <w:ind w:right="3"/>
               <w:jc w:val="center"/>
             </w:pPr>
@@ -2140,7 +2071,6 @@
           </w:p>
           <w:p>
             <w:pPr>
-              <w:spacing w:after="0"/>
               <w:ind w:right="3"/>
               <w:jc w:val="center"/>
             </w:pPr>
@@ -2154,7 +2084,6 @@
           </w:p>
           <w:p>
             <w:pPr>
-              <w:spacing w:after="0"/>
               <w:ind w:right="1"/>
               <w:jc w:val="center"/>
             </w:pPr>
@@ -2168,7 +2097,6 @@
           </w:p>
           <w:p>
             <w:pPr>
-              <w:spacing w:after="0"/>
               <w:ind w:right="3"/>
               <w:jc w:val="center"/>
             </w:pPr>
@@ -2182,7 +2110,6 @@
           </w:p>
           <w:p>
             <w:pPr>
-              <w:spacing w:after="0"/>
               <w:ind w:left="77"/>
               <w:jc w:val="both"/>
             </w:pPr>
@@ -2223,7 +2150,6 @@
           </w:tcPr>
           <w:p>
             <w:pPr>
-              <w:spacing w:after="0"/>
               <w:ind w:left="161"/>
             </w:pPr>
             <w:r>
@@ -2247,7 +2173,6 @@
           </w:tcPr>
           <w:p>
             <w:pPr>
-              <w:spacing w:after="0"/>
               <w:jc w:val="center"/>
             </w:pPr>
             <w:r>
@@ -2427,7 +2352,6 @@
         <w:tblCellMar>
           <w:top w:w="66" w:type="dxa"/>
           <w:left w:w="65" w:type="dxa"/>
-          <w:bottom w:w="0" w:type="dxa"/>
           <w:right w:w="8" w:type="dxa"/>
         </w:tblCellMar>
         <w:tblLook w:val="04A0" w:firstRow="1" w:lastRow="0" w:firstColumn="1" w:lastColumn="0" w:noHBand="0" w:noVBand="1"/>
@@ -2468,7 +2392,6 @@
           </w:tcPr>
           <w:p>
             <w:pPr>
-              <w:spacing w:after="0"/>
               <w:jc w:val="center"/>
             </w:pPr>
             <w:r>
@@ -2545,7 +2468,6 @@
           </w:tcPr>
           <w:p>
             <w:pPr>
-              <w:spacing w:after="0"/>
               <w:ind w:left="53"/>
             </w:pPr>
             <w:r>
@@ -2569,7 +2491,6 @@
           </w:tcPr>
           <w:p>
             <w:pPr>
-              <w:spacing w:after="0"/>
               <w:ind w:right="60"/>
               <w:jc w:val="center"/>
             </w:pPr>
@@ -2592,7 +2513,6 @@
           </w:p>
           <w:p>
             <w:pPr>
-              <w:spacing w:after="0"/>
               <w:ind w:right="58"/>
               <w:jc w:val="center"/>
             </w:pPr>
@@ -2606,7 +2526,6 @@
           </w:p>
           <w:p>
             <w:pPr>
-              <w:spacing w:after="0"/>
               <w:ind w:left="48"/>
             </w:pPr>
             <w:r>
@@ -2619,7 +2538,6 @@
           </w:p>
           <w:p>
             <w:pPr>
-              <w:spacing w:after="0"/>
               <w:ind w:left="108"/>
             </w:pPr>
             <w:r>
@@ -2632,7 +2550,6 @@
           </w:p>
           <w:p>
             <w:pPr>
-              <w:spacing w:after="0"/>
               <w:jc w:val="center"/>
             </w:pPr>
             <w:r>
@@ -2656,7 +2573,6 @@
           </w:tcPr>
           <w:p>
             <w:pPr>
-              <w:spacing w:after="0"/>
               <w:ind w:right="52"/>
               <w:jc w:val="center"/>
             </w:pPr>
@@ -2681,7 +2597,6 @@
           </w:tcPr>
           <w:p>
             <w:pPr>
-              <w:spacing w:after="0"/>
               <w:ind w:right="51"/>
               <w:jc w:val="center"/>
             </w:pPr>
@@ -2706,7 +2621,6 @@
           </w:tcPr>
           <w:p>
             <w:pPr>
-              <w:spacing w:after="0"/>
               <w:ind w:right="54"/>
               <w:jc w:val="center"/>
             </w:pPr>
@@ -2739,7 +2653,6 @@
           </w:tcPr>
           <w:p>
             <w:pPr>
-              <w:spacing w:after="0"/>
               <w:ind w:right="59"/>
               <w:jc w:val="center"/>
             </w:pPr>
